--- a/docs/feature/agency-workspace/3-4-9-remove-member/spec.docx
+++ b/docs/feature/agency-workspace/3-4-9-remove-member/spec.docx
@@ -8,7 +8,7 @@
           <w:b/>
           <w:sz w:val="26"/>
         </w:rPr>
-        <w:t>FR 3.4.9 Remove Member</w:t>
+        <w:t>3.4.9 Remove Member</w:t>
       </w:r>
     </w:p>
     <w:p>
@@ -22,7 +22,7 @@
     </w:p>
     <w:p>
       <w:r>
-        <w:t>Owner clicks Remove on a Member row in the Agency Members list and confirms.</w:t>
+        <w:t>The Owner of an Agency opens the Member list of that Agency (`/agencies/:agencyId/members`), selects Remove on a member row and confirms.</w:t>
       </w:r>
     </w:p>
     <w:p>
@@ -48,7 +48,7 @@
         <w:t xml:space="preserve">Actors / Roles: </w:t>
       </w:r>
       <w:r>
-        <w:t>Owner (of that specific Agency).</w:t>
+        <w:t>Agency Owner.</w:t>
       </w:r>
     </w:p>
     <w:p>
@@ -65,7 +65,7 @@
         <w:t xml:space="preserve">Purpose: </w:t>
       </w:r>
       <w:r>
-        <w:t>Remove a Member's access to the Agency while preserving the resources they created (shared assets of the Agency).</w:t>
+        <w:t>Let the Owner take a member out of the Agency so that person loses access, while everything they produced while working there stays with the Agency as shared property.</w:t>
       </w:r>
     </w:p>
     <w:p>
@@ -82,7 +82,7 @@
         <w:t xml:space="preserve">Interface: </w:t>
       </w:r>
       <w:r>
-        <w:t>Remove button in the Member list at /agencies/:agencyId/members.</w:t>
+        <w:t>Member list page (`/agencies/:agencyId/members`) with a Remove action on each member row and a confirmation step.</w:t>
       </w:r>
     </w:p>
     <w:p>
@@ -99,7 +99,7 @@
         <w:t xml:space="preserve">Data Processing: </w:t>
       </w:r>
       <w:r>
-        <w:t>DELETE /api/v1/agencies/{agencyId}/members/{memberId}. AgencyServiceImpl.removeMember checks ownership, blocks removing an OWNER-role member, then deletes the AgencyMember record.</w:t>
+        <w:t>The system loads the Agency, confirms the caller is its Owner, locates the member record inside that Agency, refuses the removal when the record is the Owner, and otherwise removes the member record. Removing the record ends the person's access to every Workspace of the Agency at once, while the resources they created remain in place, owned by the Agency as before.</w:t>
       </w:r>
     </w:p>
     <w:p>
@@ -113,7 +113,7 @@
     </w:p>
     <w:p>
       <w:r>
-        <w:t>Figure: Member list with a Remove action per row, guarded by a confirm dialog.</w:t>
+        <w:t>Figure — Member list:</w:t>
       </w:r>
     </w:p>
     <w:p>
@@ -124,7 +124,7 @@
         <w:t xml:space="preserve">-  </w:t>
       </w:r>
       <w:r>
-        <w:t>Confirm dialog before removal.</w:t>
+        <w:t>One row per member with their name, email and member role.</w:t>
       </w:r>
     </w:p>
     <w:p>
@@ -135,7 +135,18 @@
         <w:t xml:space="preserve">-  </w:t>
       </w:r>
       <w:r>
-        <w:t>memberId used in the route is the AgencyMember.id, not the userId.</w:t>
+        <w:t>A Remove action on each row behind a confirmation step, not offered for the Owner row.</w:t>
+      </w:r>
+    </w:p>
+    <w:p>
+      <w:pPr>
+        <w:ind w:left="360"/>
+      </w:pPr>
+      <w:r>
+        <w:t xml:space="preserve">-  </w:t>
+      </w:r>
+      <w:r>
+        <w:t>On success the row disappears and the list refreshes.</w:t>
       </w:r>
     </w:p>
     <w:p>
@@ -160,7 +171,18 @@
         <w:t xml:space="preserve">Input required: </w:t>
       </w:r>
       <w:r>
-        <w:t>agencyId, memberId (path params, both UUID — memberId is AgencyMember.id).</w:t>
+        <w:t>The Agency identifier (`agencyId`), the member record identifier (`memberId`) and a signed-in session as the Agency Owner.</w:t>
+      </w:r>
+    </w:p>
+    <w:p>
+      <w:r>
+        <w:rPr>
+          <w:b/>
+        </w:rPr>
+        <w:t xml:space="preserve">Input optional: </w:t>
+      </w:r>
+      <w:r>
+        <w:t>None.</w:t>
       </w:r>
     </w:p>
     <w:p>
@@ -171,7 +193,7 @@
         <w:t xml:space="preserve">System data: </w:t>
       </w:r>
       <w:r>
-        <w:t>AgencyMember.role (enum AgencyMemberRole: OWNER, MEMBER).</w:t>
+        <w:t>The Agency record and its Owner identifier (access check), and the member record with its Agency and its role.</w:t>
       </w:r>
     </w:p>
     <w:p>
@@ -182,7 +204,7 @@
         <w:t xml:space="preserve">Output: </w:t>
       </w:r>
       <w:r>
-        <w:t>200 { success: true, data: null }.</w:t>
+        <w:t>No data is returned. The member record is removed and the person loses access to the Agency and to all of its Workspaces.</w:t>
       </w:r>
     </w:p>
     <w:p>
@@ -195,10 +217,10 @@
         <w:rPr>
           <w:b/>
         </w:rPr>
-        <w:t xml:space="preserve">BR-1: </w:t>
+        <w:t xml:space="preserve">BR-01: </w:t>
       </w:r>
       <w:r>
-        <w:t>Removing an AgencyMember revokes access to ALL Workspaces of that Agency immediately, including any Workspace where they held a Manager/Member role.</w:t>
+        <w:t>Only the Owner of the Agency may remove a member. Anybody else is refused with `403 NOT_AGENCY_OWNER`.</w:t>
       </w:r>
     </w:p>
     <w:p>
@@ -206,10 +228,10 @@
         <w:rPr>
           <w:b/>
         </w:rPr>
-        <w:t xml:space="preserve">BR-2: </w:t>
+        <w:t xml:space="preserve">BR-02: </w:t>
       </w:r>
       <w:r>
-        <w:t>Resources the member created (Task, Material, Content, etc.) are NOT deleted — they remain as shared assets of the Workspace/Agency.</w:t>
+        <w:t>The identifier used is the member record of the Agency, not the person's user identifier. A record that does not exist, or belongs to another Agency, is refused with `404 NOT_FOUND`.</w:t>
       </w:r>
     </w:p>
     <w:p>
@@ -217,10 +239,10 @@
         <w:rPr>
           <w:b/>
         </w:rPr>
-        <w:t xml:space="preserve">BR-3: </w:t>
+        <w:t xml:space="preserve">BR-03: </w:t>
       </w:r>
       <w:r>
-        <w:t>If the removed user is invited back later and accepts, they regain edit/use access to the resources they previously created (no permanent loss of data access).</w:t>
+        <w:t>The Owner's own member record can never be removed, whatever the caller attempts. The attempt is refused with `409 CANNOT_REMOVE_OWNER`. There is no ownership transfer, so the Owner cannot hand the Agency over before stepping away.</w:t>
       </w:r>
     </w:p>
     <w:p>
@@ -228,10 +250,43 @@
         <w:rPr>
           <w:b/>
         </w:rPr>
-        <w:t xml:space="preserve">BR-4: </w:t>
+        <w:t xml:space="preserve">BR-04: </w:t>
       </w:r>
       <w:r>
-        <w:t>Code blocks removing a member whose role == OWNER, returning the dedicated error code CANNOT_REMOVE_OWNER (HttpStatus.CONFLICT, 409, "Cannot remove the owner of the agency"). This replaced the earlier shared FORBIDDEN (403).</w:t>
+        <w:t>Removing a member ends their access to every Workspace of the Agency at once, including Workspaces where they held a manager or member role, because access everywhere rests on the member record that has just been removed.</w:t>
+      </w:r>
+    </w:p>
+    <w:p>
+      <w:r>
+        <w:rPr>
+          <w:b/>
+        </w:rPr>
+        <w:t xml:space="preserve">BR-05: </w:t>
+      </w:r>
+      <w:r>
+        <w:t>The resources the removed member created — tasks, materials, content and the like — are not removed and do not change owner. They stay with the Workspace and the Agency as shared property.</w:t>
+      </w:r>
+    </w:p>
+    <w:p>
+      <w:r>
+        <w:rPr>
+          <w:b/>
+        </w:rPr>
+        <w:t xml:space="preserve">BR-06: </w:t>
+      </w:r>
+      <w:r>
+        <w:t>When the person is invited back into the Agency later, they can edit and continue using the resources they created before, because that work never stopped belonging to the Agency.</w:t>
+      </w:r>
+    </w:p>
+    <w:p>
+      <w:r>
+        <w:rPr>
+          <w:b/>
+        </w:rPr>
+        <w:t xml:space="preserve">BR-07: </w:t>
+      </w:r>
+      <w:r>
+        <w:t>Work assigned to the removed member is not reassigned automatically. A manager has to handle it by hand.</w:t>
       </w:r>
     </w:p>
     <w:p>
@@ -241,17 +296,17 @@
     </w:p>
     <w:p>
       <w:r>
-        <w:t>Not Owner of the Agency -&gt; 403 NOT_AGENCY_OWNER.</w:t>
+        <w:t>Caller is not the Agency Owner → `403 NOT_AGENCY_OWNER`.</w:t>
       </w:r>
     </w:p>
     <w:p>
       <w:r>
-        <w:t>memberId not found or not in this Agency -&gt; 404 NOT_FOUND.</w:t>
+        <w:t>The member record does not exist, or belongs to another Agency → `404 NOT_FOUND`.</w:t>
       </w:r>
     </w:p>
     <w:p>
       <w:r>
-        <w:t>memberId refers to an OWNER-role member -&gt; 409 CANNOT_REMOVE_OWNER.</w:t>
+        <w:t>The member record is the Owner's own → `409 CANNOT_REMOVE_OWNER`, and nothing is removed.</w:t>
       </w:r>
     </w:p>
     <w:p>
@@ -270,22 +325,42 @@
     </w:p>
     <w:p>
       <w:r>
-        <w:t>1. Owner opens the Members list, clicks Remove on a target Member, confirms.</w:t>
+        <w:t>1. The Owner opens the Member list of an Agency.</w:t>
       </w:r>
     </w:p>
     <w:p>
       <w:r>
-        <w:t>2. FE calls DELETE /api/v1/agencies/{agencyId}/members/{memberId}.</w:t>
+        <w:t>2. The Owner selects Remove on a member row other than their own and confirms.</w:t>
       </w:r>
     </w:p>
     <w:p>
       <w:r>
-        <w:t>3. BE verifies caller is Owner, verifies target is not an OWNER-role member, deletes the AgencyMember record.</w:t>
+        <w:t>3. The client submits the removal with the member record identifier.</w:t>
       </w:r>
     </w:p>
     <w:p>
       <w:r>
-        <w:t>4. BE returns 200 with null data; FE removes the row from the list.</w:t>
+        <w:t>4. The system loads the Agency and confirms the caller is its Owner.</w:t>
+      </w:r>
+    </w:p>
+    <w:p>
+      <w:r>
+        <w:t>5. The system locates the member record inside that Agency.</w:t>
+      </w:r>
+    </w:p>
+    <w:p>
+      <w:r>
+        <w:t>6. The system removes the member record.</w:t>
+      </w:r>
+    </w:p>
+    <w:p>
+      <w:r>
+        <w:t>7. The client drops the row and shows a confirmation. The person loses access to the Agency and to every one of its Workspaces immediately.</w:t>
+      </w:r>
+    </w:p>
+    <w:p>
+      <w:r>
+        <w:t>8. The resources that person created stay in the Workspace and the Agency, unchanged and still usable.</w:t>
       </w:r>
     </w:p>
     <w:p>
@@ -295,22 +370,22 @@
     </w:p>
     <w:p>
       <w:r>
-        <w:t>Not Owner -&gt; 403 NOT_AGENCY_OWNER.</w:t>
+        <w:t>Caller is not the Agency Owner → `403 NOT_AGENCY_OWNER`, nothing is removed.</w:t>
       </w:r>
     </w:p>
     <w:p>
       <w:r>
-        <w:t>memberId not found/foreign -&gt; 404 NOT_FOUND.</w:t>
+        <w:t>The member record does not exist, or belongs to another Agency → `404 NOT_FOUND`.</w:t>
       </w:r>
     </w:p>
     <w:p>
       <w:r>
-        <w:t>Attempt to remove an OWNER-role member -&gt; 409 CANNOT_REMOVE_OWNER.</w:t>
+        <w:t>Remove selected on the Owner's own row → `409 CANNOT_REMOVE_OWNER`, nothing is removed.</w:t>
       </w:r>
     </w:p>
     <w:p>
       <w:r>
-        <w:t>A Task IN_PROGRESS assigned to the removed member is NOT auto-unassigned — Manager must manually reassign.</w:t>
+        <w:t>The removed member had work in progress assigned to them in a Workspace → the work is not unassigned automatically; a manager handles it by hand, because that work still belongs to the Workspace.</w:t>
       </w:r>
     </w:p>
     <w:p>
@@ -330,7 +405,29 @@
         <w:t xml:space="preserve">-  </w:t>
       </w:r>
       <w:r>
-        <w:t>Member loses access immediately; their created resources remain intact; re-inviting restores usable access to prior resources; owner removal is blocked (409 CANNOT_REMOVE_OWNER).</w:t>
+        <w:t>The member record no longer exists, and the person loses access to the Agency and to all of its Workspaces immediately.</w:t>
+      </w:r>
+    </w:p>
+    <w:p>
+      <w:pPr>
+        <w:ind w:left="360"/>
+      </w:pPr>
+      <w:r>
+        <w:t xml:space="preserve">-  </w:t>
+      </w:r>
+      <w:r>
+        <w:t>The resources the person created remain with the Workspace and the Agency, and stay usable by anyone holding access.</w:t>
+      </w:r>
+    </w:p>
+    <w:p>
+      <w:pPr>
+        <w:ind w:left="360"/>
+      </w:pPr>
+      <w:r>
+        <w:t xml:space="preserve">-  </w:t>
+      </w:r>
+      <w:r>
+        <w:t>Work assigned to the person remains assigned until a manager handles it.</w:t>
       </w:r>
     </w:p>
     <w:sectPr>

--- a/docs/feature/agency-workspace/3-4-9-remove-member/spec.docx
+++ b/docs/feature/agency-workspace/3-4-9-remove-member/spec.docx
@@ -120,9 +120,7 @@
       <w:pPr>
         <w:ind w:left="360"/>
       </w:pPr>
-      <w:r>
-        <w:t xml:space="preserve">-  </w:t>
-      </w:r>
+      <w:r/>
       <w:r>
         <w:t>One row per member with their name, email and member role.</w:t>
       </w:r>
@@ -131,9 +129,7 @@
       <w:pPr>
         <w:ind w:left="360"/>
       </w:pPr>
-      <w:r>
-        <w:t xml:space="preserve">-  </w:t>
-      </w:r>
+      <w:r/>
       <w:r>
         <w:t>A Remove action on each row behind a confirmation step, not offered for the Owner row.</w:t>
       </w:r>
@@ -142,9 +138,7 @@
       <w:pPr>
         <w:ind w:left="360"/>
       </w:pPr>
-      <w:r>
-        <w:t xml:space="preserve">-  </w:t>
-      </w:r>
+      <w:r/>
       <w:r>
         <w:t>On success the row disappears and the list refreshes.</w:t>
       </w:r>
@@ -401,9 +395,7 @@
       <w:pPr>
         <w:ind w:left="360"/>
       </w:pPr>
-      <w:r>
-        <w:t xml:space="preserve">-  </w:t>
-      </w:r>
+      <w:r/>
       <w:r>
         <w:t>The member record no longer exists, and the person loses access to the Agency and to all of its Workspaces immediately.</w:t>
       </w:r>
@@ -412,9 +404,7 @@
       <w:pPr>
         <w:ind w:left="360"/>
       </w:pPr>
-      <w:r>
-        <w:t xml:space="preserve">-  </w:t>
-      </w:r>
+      <w:r/>
       <w:r>
         <w:t>The resources the person created remain with the Workspace and the Agency, and stay usable by anyone holding access.</w:t>
       </w:r>
@@ -423,9 +413,7 @@
       <w:pPr>
         <w:ind w:left="360"/>
       </w:pPr>
-      <w:r>
-        <w:t xml:space="preserve">-  </w:t>
-      </w:r>
+      <w:r/>
       <w:r>
         <w:t>Work assigned to the person remains assigned until a manager handles it.</w:t>
       </w:r>

--- a/docs/feature/agency-workspace/3-4-9-remove-member/spec.docx
+++ b/docs/feature/agency-workspace/3-4-9-remove-member/spec.docx
@@ -208,77 +208,35 @@
     </w:p>
     <w:p>
       <w:r>
-        <w:rPr>
-          <w:b/>
-        </w:rPr>
-        <w:t xml:space="preserve">BR-01: </w:t>
-      </w:r>
-      <w:r>
-        <w:t>Only the Owner of the Agency may remove a member. Anybody else is refused with `403 NOT_AGENCY_OWNER`.</w:t>
+        <w:t>BR-28: Remove member: only Owner/Manager-equivalent (here, the Agency Owner) may remove; the last remaining OWNER cannot be removed. Anybody other than the Owner is refused with 403 NOT_AGENCY_OWNER.</w:t>
       </w:r>
     </w:p>
     <w:p>
       <w:r>
-        <w:rPr>
-          <w:b/>
-        </w:rPr>
-        <w:t xml:space="preserve">BR-02: </w:t>
-      </w:r>
-      <w:r>
-        <w:t>The identifier used is the member record of the Agency, not the person's user identifier. A record that does not exist, or belongs to another Agency, is refused with `404 NOT_FOUND`.</w:t>
+        <w:t>The identifier used is the member record of the Agency, not the person's user identifier. A record that does not exist, or belongs to another Agency, is refused with 404 NOT_FOUND.</w:t>
       </w:r>
     </w:p>
     <w:p>
       <w:r>
-        <w:rPr>
-          <w:b/>
-        </w:rPr>
-        <w:t xml:space="preserve">BR-03: </w:t>
-      </w:r>
-      <w:r>
-        <w:t>The Owner's own member record can never be removed, whatever the caller attempts. The attempt is refused with `409 CANNOT_REMOVE_OWNER`. There is no ownership transfer, so the Owner cannot hand the Agency over before stepping away.</w:t>
+        <w:t>The Owner's own member record can never be removed, whatever the caller attempts (BR-28, "the last remaining OWNER cannot be removed"). The attempt is refused with 409 CANNOT_REMOVE_OWNER. There is no ownership transfer, so the Owner cannot hand the Agency over before stepping away.</w:t>
       </w:r>
     </w:p>
     <w:p>
-      <w:r>
-        <w:rPr>
-          <w:b/>
-        </w:rPr>
-        <w:t xml:space="preserve">BR-04: </w:t>
-      </w:r>
       <w:r>
         <w:t>Removing a member ends their access to every Workspace of the Agency at once, including Workspaces where they held a manager or member role, because access everywhere rests on the member record that has just been removed.</w:t>
       </w:r>
     </w:p>
     <w:p>
       <w:r>
-        <w:rPr>
-          <w:b/>
-        </w:rPr>
-        <w:t xml:space="preserve">BR-05: </w:t>
-      </w:r>
-      <w:r>
         <w:t>The resources the removed member created — tasks, materials, content and the like — are not removed and do not change owner. They stay with the Workspace and the Agency as shared property.</w:t>
       </w:r>
     </w:p>
     <w:p>
       <w:r>
-        <w:rPr>
-          <w:b/>
-        </w:rPr>
-        <w:t xml:space="preserve">BR-06: </w:t>
-      </w:r>
-      <w:r>
         <w:t>When the person is invited back into the Agency later, they can edit and continue using the resources they created before, because that work never stopped belonging to the Agency.</w:t>
       </w:r>
     </w:p>
     <w:p>
-      <w:r>
-        <w:rPr>
-          <w:b/>
-        </w:rPr>
-        <w:t xml:space="preserve">BR-07: </w:t>
-      </w:r>
       <w:r>
         <w:t>Work assigned to the removed member is not reassigned automatically. A manager has to handle it by hand.</w:t>
       </w:r>
@@ -290,17 +248,38 @@
     </w:p>
     <w:p>
       <w:r>
-        <w:t>Caller is not the Agency Owner → `403 NOT_AGENCY_OWNER`.</w:t>
+        <w:t xml:space="preserve">Caller is not the Agency Owner → Display: </w:t>
+      </w:r>
+      <w:r>
+        <w:rPr>
+          <w:b/>
+        </w:rPr>
+        <w:t>MSG39</w:t>
       </w:r>
     </w:p>
     <w:p>
       <w:r>
-        <w:t>The member record does not exist, or belongs to another Agency → `404 NOT_FOUND`.</w:t>
+        <w:t xml:space="preserve">The member record does not exist, or belongs to another Agency → Display: </w:t>
+      </w:r>
+      <w:r>
+        <w:rPr>
+          <w:b/>
+        </w:rPr>
+        <w:t>MSG38</w:t>
       </w:r>
     </w:p>
     <w:p>
       <w:r>
-        <w:t>The member record is the Owner's own → `409 CANNOT_REMOVE_OWNER`, and nothing is removed.</w:t>
+        <w:t xml:space="preserve">The member record is the Owner's own → Display: </w:t>
+      </w:r>
+      <w:r>
+        <w:rPr>
+          <w:b/>
+        </w:rPr>
+        <w:t>MSG37</w:t>
+      </w:r>
+      <w:r>
+        <w:t>, and nothing is removed.</w:t>
       </w:r>
     </w:p>
     <w:p>
@@ -349,7 +328,16 @@
     </w:p>
     <w:p>
       <w:r>
-        <w:t>7. The client drops the row and shows a confirmation. The person loses access to the Agency and to every one of its Workspaces immediately.</w:t>
+        <w:t xml:space="preserve">7. The client drops the row and shows a confirmation; toast </w:t>
+      </w:r>
+      <w:r>
+        <w:rPr>
+          <w:b/>
+        </w:rPr>
+        <w:t>MSG36</w:t>
+      </w:r>
+      <w:r>
+        <w:t>. The person loses access to the Agency and to every one of its Workspaces immediately.</w:t>
       </w:r>
     </w:p>
     <w:p>
@@ -364,22 +352,73 @@
     </w:p>
     <w:p>
       <w:r>
-        <w:t>Caller is not the Agency Owner → `403 NOT_AGENCY_OWNER`, nothing is removed.</w:t>
+        <w:t xml:space="preserve">4.a1: Caller is not the Agency Owner (BR-28) → 403 NOT_AGENCY_OWNER, toast </w:t>
+      </w:r>
+      <w:r>
+        <w:rPr>
+          <w:b/>
+        </w:rPr>
+        <w:t>MSG39</w:t>
+      </w:r>
+      <w:r>
+        <w:t>; nothing is removed.</w:t>
+      </w:r>
+      <w:r>
+        <w:br/>
+      </w:r>
+      <w:r>
+        <w:t>4.a2: The caller returns to the Agency list and opens an Agency they own.</w:t>
       </w:r>
     </w:p>
     <w:p>
       <w:r>
-        <w:t>The member record does not exist, or belongs to another Agency → `404 NOT_FOUND`.</w:t>
+        <w:t xml:space="preserve">5.a1: The member record does not exist, or belongs to another Agency → 404 NOT_FOUND, toast </w:t>
+      </w:r>
+      <w:r>
+        <w:rPr>
+          <w:b/>
+        </w:rPr>
+        <w:t>MSG38</w:t>
+      </w:r>
+      <w:r>
+        <w:t>.</w:t>
+      </w:r>
+      <w:r>
+        <w:br/>
+      </w:r>
+      <w:r>
+        <w:t>5.a2: The Owner refreshes the Member list.</w:t>
       </w:r>
     </w:p>
     <w:p>
       <w:r>
-        <w:t>Remove selected on the Owner's own row → `409 CANNOT_REMOVE_OWNER`, nothing is removed.</w:t>
+        <w:t xml:space="preserve">5.b1: Remove selected on the Owner's own row (BR-28) → 409 CANNOT_REMOVE_OWNER, toast </w:t>
+      </w:r>
+      <w:r>
+        <w:rPr>
+          <w:b/>
+        </w:rPr>
+        <w:t>MSG37</w:t>
+      </w:r>
+      <w:r>
+        <w:t>; nothing is removed.</w:t>
+      </w:r>
+      <w:r>
+        <w:br/>
+      </w:r>
+      <w:r>
+        <w:t>5.b2: The Owner accepts that self-removal is not available and, if stepping away, contacts support since there is no ownership transfer.</w:t>
       </w:r>
     </w:p>
     <w:p>
       <w:r>
-        <w:t>The removed member had work in progress assigned to them in a Workspace → the work is not unassigned automatically; a manager handles it by hand, because that work still belongs to the Workspace.</w:t>
+        <w:t>6.a1: The removed member had work in progress assigned to them in a Workspace → the work is not unassigned automatically; no error, no toast.</w:t>
+      </w:r>
+      <w:r>
+        <w:br/>
+      </w:r>
+      <w:r>
+        <w:t>6.a2: A manager handles the reassignment by hand, because that work still belongs to the Workspace.</w:t>
       </w:r>
     </w:p>
     <w:p>
